--- a/engine/tmgh_study/TMGH_Valuation_Study_10-09-2026.docx
+++ b/engine/tmgh_study/TMGH_Valuation_Study_10-09-2026.docx
@@ -1031,7 +1031,7 @@
                 <w:color w:val="1A1D21"/>
                 <w:sz w:val="17"/>
               </w:rPr>
-              <w:t>the company's return on equity of 16.7% against a cost of equity of 37.1%</w:t>
+              <w:t>the company's return on equity of 16.7% against a cost of equity of 32.6%</w:t>
             </w:r>
           </w:p>
         </w:tc>
@@ -1046,7 +1046,7 @@
                 <w:color w:val="1A1D21"/>
                 <w:sz w:val="17"/>
               </w:rPr>
-              <w:t>3.33 – 12.65</w:t>
+              <w:t>4.19 – 14.11</w:t>
             </w:r>
           </w:p>
         </w:tc>
@@ -1096,7 +1096,7 @@
                 <w:color w:val="1A1D21"/>
                 <w:sz w:val="17"/>
               </w:rPr>
-              <w:t>15.47 – 23.80</w:t>
+              <w:t>18.58 – 27.42</w:t>
             </w:r>
           </w:p>
         </w:tc>
@@ -4171,7 +4171,7 @@
           <w:color w:val="1A1D21"/>
           <w:sz w:val="20"/>
         </w:rPr>
-        <w:t>Book value attributable to TMG's shareholders is EGP 44.49 a share. The company earned 16.7% on that book in 2025. Its cost of equity on this method is 37.1%. A business earning less on its capital than the capital costs is worth less than its book, and the arithmetic says so plainly: at a long-run growth rate of 10% the justified multiple of book is 0.25 times, giving EGP 10.92 a share.</w:t>
+        <w:t>Book value attributable to TMG's shareholders is EGP 44.49 a share. The company earned 16.7% on that book in 2025. Its cost of equity on this method is 32.6%. A business earning less on its capital than the capital costs is worth less than its book, and the arithmetic says so plainly: at a long-run growth rate of 10% the justified multiple of book is 0.29 times, giving EGP 13.12 a share.</w:t>
       </w:r>
     </w:p>
     <w:p>
@@ -5710,7 +5710,7 @@
           <w:color w:val="1A1D21"/>
           <w:sz w:val="20"/>
         </w:rPr>
-        <w:t>Averaged over the three years, cleaned attributable profit is EGP 7,852 million, or EGP 3.81 a share. Capitalised at the cost of equity less long-run growth, that is EGP 15.47 to EGP 23.80 a share.</w:t>
+        <w:t>Averaged over the three years, cleaned attributable profit is EGP 7,852 million, or EGP 3.81 a share. Capitalised at the cost of equity less long-run growth, that is EGP 18.58 to EGP 27.42 a share.</w:t>
       </w:r>
     </w:p>
     <w:p>
@@ -7955,7 +7955,7 @@
                 <w:color w:val="1A1D21"/>
                 <w:sz w:val="17"/>
               </w:rPr>
-              <w:t>37.10% / 33.41%</w:t>
+              <w:t>32.57% / 30.98%</w:t>
             </w:r>
           </w:p>
         </w:tc>
@@ -7970,7 +7970,7 @@
                 <w:color w:val="1A1D21"/>
                 <w:sz w:val="17"/>
               </w:rPr>
-              <w:t>the normalised risk-free rate plus beta times each premium</w:t>
+              <w:t>the normalised risk-free rate, plus beta times the MATURE premium, plus Egypt's country premium charged once and flat. Beta measures this share's exposure to its own equity market, not to its sovereign, so it is not applied to the country leg</w:t>
             </w:r>
           </w:p>
         </w:tc>
@@ -8108,7 +8108,7 @@
                 <w:color w:val="1A1D21"/>
                 <w:sz w:val="17"/>
               </w:rPr>
-              <w:t>35.74% / 32.34%</w:t>
+              <w:t>31.56% / 30.10%</w:t>
             </w:r>
           </w:p>
         </w:tc>
@@ -10674,7 +10674,7 @@
                 <w:color w:val="1A1D21"/>
                 <w:sz w:val="17"/>
               </w:rPr>
-              <w:t>3.33 – 12.65</w:t>
+              <w:t>4.19 – 14.11</w:t>
             </w:r>
           </w:p>
         </w:tc>
@@ -10739,7 +10739,7 @@
                 <w:color w:val="1A1D21"/>
                 <w:sz w:val="17"/>
               </w:rPr>
-              <w:t>15.47 – 23.80</w:t>
+              <w:t>18.58 – 27.42</w:t>
             </w:r>
           </w:p>
         </w:tc>
@@ -18265,7 +18265,7 @@
                 <w:color w:val="1A1D21"/>
                 <w:sz w:val="17"/>
               </w:rPr>
-              <w:t>Spread over 12 years and discounted at 35.74%</w:t>
+              <w:t>Spread over 12 years and discounted at 31.56%</w:t>
             </w:r>
           </w:p>
         </w:tc>
@@ -18283,7 +18283,7 @@
                 <w:color w:val="1A1D21"/>
                 <w:sz w:val="17"/>
               </w:rPr>
-              <w:t>20,398</w:t>
+              <w:t>22,824</w:t>
             </w:r>
           </w:p>
         </w:tc>
@@ -18473,7 +18473,7 @@
                 <w:color w:val="1A1D21"/>
                 <w:sz w:val="17"/>
               </w:rPr>
-              <w:t>83,578</w:t>
+              <w:t>86,004</w:t>
             </w:r>
           </w:p>
         </w:tc>
@@ -18503,7 +18503,7 @@
           <w:color w:val="1A1D21"/>
           <w:sz w:val="20"/>
         </w:rPr>
-        <w:t>Value per share: EGP 40.56</w:t>
+        <w:t>Value per share: EGP 41.74</w:t>
       </w:r>
     </w:p>
     <w:tbl>
@@ -18589,7 +18589,7 @@
                 <w:color w:val="1A1D21"/>
                 <w:sz w:val="17"/>
               </w:rPr>
-              <w:t>44.58</w:t>
+              <w:t>45.99</w:t>
             </w:r>
           </w:p>
         </w:tc>
@@ -18627,7 +18627,7 @@
                 <w:color w:val="1A1D21"/>
                 <w:sz w:val="17"/>
               </w:rPr>
-              <w:t>42.28</w:t>
+              <w:t>43.58</w:t>
             </w:r>
           </w:p>
         </w:tc>
@@ -18665,7 +18665,7 @@
                 <w:color w:val="1A1D21"/>
                 <w:sz w:val="17"/>
               </w:rPr>
-              <w:t>40.56</w:t>
+              <w:t>41.74</w:t>
             </w:r>
           </w:p>
         </w:tc>
@@ -18703,7 +18703,7 @@
                 <w:color w:val="1A1D21"/>
                 <w:sz w:val="17"/>
               </w:rPr>
-              <w:t>39.25</w:t>
+              <w:t>40.31</w:t>
             </w:r>
           </w:p>
         </w:tc>
@@ -18741,7 +18741,7 @@
                 <w:color w:val="1A1D21"/>
                 <w:sz w:val="17"/>
               </w:rPr>
-              <w:t>37.40</w:t>
+              <w:t>38.27</w:t>
             </w:r>
           </w:p>
         </w:tc>
@@ -20008,7 +20008,7 @@
                 <w:color w:val="1A1D21"/>
                 <w:sz w:val="17"/>
               </w:rPr>
-              <w:t>Capitalised at Ke 37.10% less growth 15%</w:t>
+              <w:t>Capitalised at Ke 32.57% less growth 15%</w:t>
             </w:r>
           </w:p>
         </w:tc>
@@ -20026,7 +20026,7 @@
                 <w:color w:val="1A1D21"/>
                 <w:sz w:val="17"/>
               </w:rPr>
-              <w:t>36,508</w:t>
+              <w:t>45,939</w:t>
             </w:r>
           </w:p>
         </w:tc>
@@ -20140,7 +20140,7 @@
                 <w:color w:val="1A1D21"/>
                 <w:sz w:val="17"/>
               </w:rPr>
-              <w:t>20,135</w:t>
+              <w:t>29,567</w:t>
             </w:r>
           </w:p>
         </w:tc>
@@ -20170,7 +20170,7 @@
           <w:color w:val="1A1D21"/>
           <w:sz w:val="20"/>
         </w:rPr>
-        <w:t>Value per share: EGP 9.77</w:t>
+        <w:t>Value per share: EGP 14.35</w:t>
       </w:r>
     </w:p>
     <w:tbl>
@@ -20256,7 +20256,7 @@
                 <w:color w:val="1A1D21"/>
                 <w:sz w:val="17"/>
               </w:rPr>
-              <w:t>5.87</w:t>
+              <w:t>8.65</w:t>
             </w:r>
           </w:p>
         </w:tc>
@@ -20294,7 +20294,7 @@
                 <w:color w:val="1A1D21"/>
                 <w:sz w:val="17"/>
               </w:rPr>
-              <w:t>7.63</w:t>
+              <w:t>11.15</w:t>
             </w:r>
           </w:p>
         </w:tc>
@@ -20332,7 +20332,7 @@
                 <w:color w:val="1A1D21"/>
                 <w:sz w:val="17"/>
               </w:rPr>
-              <w:t>9.77</w:t>
+              <w:t>14.35</w:t>
             </w:r>
           </w:p>
         </w:tc>
@@ -20370,7 +20370,7 @@
                 <w:color w:val="1A1D21"/>
                 <w:sz w:val="17"/>
               </w:rPr>
-              <w:t>12.47</w:t>
+              <w:t>18.61</w:t>
             </w:r>
           </w:p>
         </w:tc>
@@ -20408,7 +20408,7 @@
                 <w:color w:val="1A1D21"/>
                 <w:sz w:val="17"/>
               </w:rPr>
-              <w:t>15.95</w:t>
+              <w:t>24.57</w:t>
             </w:r>
           </w:p>
         </w:tc>
@@ -20654,7 +20654,7 @@
                 <w:color w:val="1A1D21"/>
                 <w:sz w:val="17"/>
               </w:rPr>
-              <w:t>All three to the study: the house discount rate of 35.74% is above anything the market appears to use — 17.6% to 32.3% on the reverse calculation.</w:t>
+              <w:t>All three to the study: the house discount rate of 31.56% is above anything the market appears to use — 17.6% to 32.3% on the reverse calculation.</w:t>
             </w:r>
           </w:p>
         </w:tc>
@@ -20721,7 +20721,7 @@
           <w:color w:val="1A1D21"/>
           <w:sz w:val="20"/>
         </w:rPr>
-        <w:t>Expert 3's EGP 9.77 is the floor, deliberately: it gives the shareholder nothing at all for EGP 491bn of sold product, and says so. Experts 1 and 2 arrive at EGP 40.56 and EGP 38.30 by routes that share almost no arithmetic — one discounts a twelve-year net cash stream, the other reconciles a balance sheet and strips goodwill — and land within EGP 2.26 of each other. Two independent methods converging that closely is the most reassuring thing in this appendix, and it is worth more than any one of the three numbers.</w:t>
+        <w:t>Expert 3's EGP 14.35 is the floor, deliberately: it gives the shareholder nothing at all for EGP 491bn of sold product, and says so. Experts 1 and 2 arrive at EGP 41.74 and EGP 38.30 by routes that share almost no arithmetic — one discounts a twelve-year net cash stream, the other reconciles a balance sheet and strips goodwill — and land within EGP 3.44 of each other. Two independent methods converging that closely is the most reassuring thing in this appendix, and it is worth more than any one of the three numbers.</w:t>
       </w:r>
     </w:p>
     <w:p>
@@ -20735,7 +20735,7 @@
           <w:color w:val="1A1D21"/>
           <w:sz w:val="20"/>
         </w:rPr>
-        <w:t>None of the three reaches the traded price of EGP 96.60, and none of them is trying to. The spread across the panel is EGP 9.77 to EGP 40.56.</w:t>
+        <w:t>None of the three reaches the traded price of EGP 96.60, and none of them is trying to. The spread across the panel is EGP 14.35 to EGP 41.74.</w:t>
       </w:r>
     </w:p>
     <w:p>
@@ -20846,7 +20846,7 @@
                 <w:color w:val="1A1D21"/>
                 <w:sz w:val="17"/>
               </w:rPr>
-              <w:t>2.26</w:t>
+              <w:t>3.44</w:t>
             </w:r>
           </w:p>
         </w:tc>
@@ -20899,7 +20899,7 @@
                 <w:color w:val="1A1D21"/>
                 <w:sz w:val="17"/>
               </w:rPr>
-              <w:t>30.79</w:t>
+              <w:t>27.39</w:t>
             </w:r>
           </w:p>
         </w:tc>
@@ -20952,7 +20952,7 @@
                 <w:color w:val="1A1D21"/>
                 <w:sz w:val="17"/>
               </w:rPr>
-              <w:t>28.53</w:t>
+              <w:t>23.95</w:t>
             </w:r>
           </w:p>
         </w:tc>

--- a/engine/tmgh_study/TMGH_Valuation_Study_10-09-2026.docx
+++ b/engine/tmgh_study/TMGH_Valuation_Study_10-09-2026.docx
@@ -8887,7 +8887,7 @@
           <w:color w:val="5B6570"/>
           <w:sz w:val="20"/>
         </w:rPr>
-        <w:t>One caveat on the risk-free rate. The quote adopted is 26 days old at the date of this study. It was cross-checked against three current central-bank rates rather than accepted alone, and its effect is priced across the whole plausible range in the next section. It should be refreshed before this study is relied on.</w:t>
+        <w:t>One caveat on the risk-free rate. The quote adopted is 35 days old at the date of this study. It was cross-checked against three current central-bank rates rather than accepted alone, and its effect is priced across the whole plausible range in the next section. It should be refreshed before this study is relied on.</w:t>
       </w:r>
     </w:p>
     <w:p>
@@ -17263,7 +17263,7 @@
                 <w:color w:val="1A1D21"/>
                 <w:sz w:val="17"/>
               </w:rPr>
-              <w:t>a developer that accelerates handovers builds before it collects; the faster reading goes cash-negative from FY2030 and needs funding</w:t>
+              <w:t>a developer that accelerates handovers builds before it collects; the faster reading goes cash-negative from FY2035 and needs funding</w:t>
             </w:r>
           </w:p>
         </w:tc>
@@ -17393,7 +17393,7 @@
                 <w:color w:val="1A1D21"/>
                 <w:sz w:val="17"/>
               </w:rPr>
-              <w:t>the reported charge implies 44% on interest-bearing debt against the 25.50% marginal borrowing rate this model charges; the excess is contract-financing unwind that the statements do not split out</w:t>
+              <w:t>the reported charge implies 33.4% on interest-bearing debt against the 25.50% marginal borrowing rate this model charges; the excess is contract-financing unwind that the statements do not split out</w:t>
             </w:r>
           </w:p>
         </w:tc>

--- a/engine/tmgh_study/TMGH_Valuation_Study_10-09-2026.docx
+++ b/engine/tmgh_study/TMGH_Valuation_Study_10-09-2026.docx
@@ -98,7 +98,7 @@
           <w:color w:val="1A1D21"/>
           <w:sz w:val="20"/>
         </w:rPr>
-        <w:t>The discount rate does most of the work, and it is not one rate. A company whose order book converts over the next fifteen years cannot be discounted at today's crisis rate in every one of those years, because the central bank publishes a path back to a seven per cent inflation target and this study's own borrowing assumptions already follow it. Each year therefore carries its own rate, falling from 30.10% in the first year to 18.86% once the economy has normalised; a pound arriving in year nineteen is worth about four times what a single flat rate would have said. Earlier editions of this study used one flat rate throughout, and that is the largest single change here.</w:t>
+        <w:t>The discount rate does most of the work, and it is not one rate. A company whose order book converts over the next fifteen years cannot be discounted at today's crisis rate in every one of those years, because the central bank publishes a path back to a seven per cent inflation target and this study's own borrowing assumptions already follow it. Each year therefore carries its own rate, falling from 30.10% in the first year to 17.48% once the economy has normalised; a pound arriving in year nineteen is worth about four times what a single flat rate would have said. Earlier editions of this study used one flat rate throughout, and that is the largest single change here.</w:t>
       </w:r>
     </w:p>
     <w:p>
@@ -165,7 +165,7 @@
           <w:color w:val="1A1D21"/>
           <w:sz w:val="23"/>
         </w:rPr>
-        <w:t>On the method used here, Talaat Moustafa Group Holding is worth between EGP 77.13 and EGP 140.74 a share. The shares last traded at EGP 96.60.</w:t>
+        <w:t>On the method used here, Talaat Moustafa Group Holding is worth between EGP 84.54 and EGP 149.24 a share. The shares last traded at EGP 96.60.</w:t>
       </w:r>
     </w:p>
     <w:p>
@@ -193,7 +193,7 @@
           <w:color w:val="1A1D21"/>
           <w:sz w:val="20"/>
         </w:rPr>
-        <w:t>Run the same model backwards and ask what single flat discount rate would reproduce the traded price, and the answer is 17.6% to 32.3%. This study does not use a single rate: it discounts each year at its own, starting at 30.10% on the credit-default-swap premium — the rating-based premium runs 1.46% higher in the first year — and settling at 18.86% once the central bank's published path has played out. The comparison is still worth making, and what it shows is that the market and this study are closer than the headline rates suggest.</w:t>
+        <w:t>Run the same model backwards and ask what single flat discount rate would reproduce the traded price, and the answer is 17.6% to 32.3%. This study does not use a single rate: it discounts each year at its own, starting at 30.10% on the credit-default-swap premium — the rating-based premium runs 1.46% higher in the first year — and settling at 17.48% once the central bank's published path has played out. The comparison is still worth making, and what it shows is that the market and this study are closer than the headline rates suggest.</w:t>
       </w:r>
     </w:p>
     <w:p>
@@ -444,7 +444,7 @@
                 <w:color w:val="1A1D21"/>
                 <w:sz w:val="17"/>
               </w:rPr>
-              <w:t>273,166</w:t>
+              <w:t>294,736</w:t>
             </w:r>
           </w:p>
         </w:tc>
@@ -462,7 +462,7 @@
                 <w:color w:val="1A1D21"/>
                 <w:sz w:val="17"/>
               </w:rPr>
-              <w:t>284,849</w:t>
+              <w:t>301,894</w:t>
             </w:r>
           </w:p>
         </w:tc>
@@ -480,7 +480,7 @@
                 <w:color w:val="1A1D21"/>
                 <w:sz w:val="17"/>
               </w:rPr>
-              <w:t>138.23</w:t>
+              <w:t>146.50</w:t>
             </w:r>
           </w:p>
         </w:tc>
@@ -498,7 +498,7 @@
                 <w:color w:val="1A1D21"/>
                 <w:sz w:val="17"/>
               </w:rPr>
-              <w:t>138.21</w:t>
+              <w:t>148.68</w:t>
             </w:r>
           </w:p>
         </w:tc>
@@ -516,7 +516,7 @@
                 <w:color w:val="1A1D21"/>
                 <w:sz w:val="17"/>
               </w:rPr>
-              <w:t>95.84</w:t>
+              <w:t>101.57</w:t>
             </w:r>
           </w:p>
         </w:tc>
@@ -572,7 +572,7 @@
                 <w:color w:val="1A1D21"/>
                 <w:sz w:val="17"/>
               </w:rPr>
-              <w:t>113,831</w:t>
+              <w:t>133,148</w:t>
             </w:r>
           </w:p>
         </w:tc>
@@ -590,7 +590,7 @@
                 <w:color w:val="1A1D21"/>
                 <w:sz w:val="17"/>
               </w:rPr>
-              <w:t>158,936</w:t>
+              <w:t>174,201</w:t>
             </w:r>
           </w:p>
         </w:tc>
@@ -608,7 +608,7 @@
                 <w:color w:val="1A1D21"/>
                 <w:sz w:val="17"/>
               </w:rPr>
-              <w:t>77.13</w:t>
+              <w:t>84.54</w:t>
             </w:r>
           </w:p>
         </w:tc>
@@ -626,7 +626,7 @@
                 <w:color w:val="1A1D21"/>
                 <w:sz w:val="17"/>
               </w:rPr>
-              <w:t>60.89</w:t>
+              <w:t>70.26</w:t>
             </w:r>
           </w:p>
         </w:tc>
@@ -644,7 +644,7 @@
                 <w:color w:val="1A1D21"/>
                 <w:sz w:val="17"/>
               </w:rPr>
-              <w:t>53.47</w:t>
+              <w:t>58.61</w:t>
             </w:r>
           </w:p>
         </w:tc>
@@ -700,7 +700,7 @@
                 <w:color w:val="1A1D21"/>
                 <w:sz w:val="17"/>
               </w:rPr>
-              <w:t>279,712</w:t>
+              <w:t>301,877</w:t>
             </w:r>
           </w:p>
         </w:tc>
@@ -718,7 +718,7 @@
                 <w:color w:val="1A1D21"/>
                 <w:sz w:val="17"/>
               </w:rPr>
-              <w:t>290,022</w:t>
+              <w:t>307,537</w:t>
             </w:r>
           </w:p>
         </w:tc>
@@ -736,7 +736,7 @@
                 <w:color w:val="1A1D21"/>
                 <w:sz w:val="17"/>
               </w:rPr>
-              <w:t>140.74</w:t>
+              <w:t>149.24</w:t>
             </w:r>
           </w:p>
         </w:tc>
@@ -754,7 +754,7 @@
                 <w:color w:val="1A1D21"/>
                 <w:sz w:val="17"/>
               </w:rPr>
-              <w:t>141.39</w:t>
+              <w:t>152.14</w:t>
             </w:r>
           </w:p>
         </w:tc>
@@ -772,7 +772,7 @@
                 <w:color w:val="1A1D21"/>
                 <w:sz w:val="17"/>
               </w:rPr>
-              <w:t>97.58</w:t>
+              <w:t>103.47</w:t>
             </w:r>
           </w:p>
         </w:tc>
@@ -828,7 +828,7 @@
                 <w:color w:val="1A1D21"/>
                 <w:sz w:val="17"/>
               </w:rPr>
-              <w:t>116,510</w:t>
+              <w:t>136,359</w:t>
             </w:r>
           </w:p>
         </w:tc>
@@ -846,7 +846,7 @@
                 <w:color w:val="1A1D21"/>
                 <w:sz w:val="17"/>
               </w:rPr>
-              <w:t>161,053</w:t>
+              <w:t>176,739</w:t>
             </w:r>
           </w:p>
         </w:tc>
@@ -864,7 +864,7 @@
                 <w:color w:val="1A1D21"/>
                 <w:sz w:val="17"/>
               </w:rPr>
-              <w:t>78.16</w:t>
+              <w:t>85.77</w:t>
             </w:r>
           </w:p>
         </w:tc>
@@ -882,7 +882,7 @@
                 <w:color w:val="1A1D21"/>
                 <w:sz w:val="17"/>
               </w:rPr>
-              <w:t>62.19</w:t>
+              <w:t>71.82</w:t>
             </w:r>
           </w:p>
         </w:tc>
@@ -900,7 +900,7 @@
                 <w:color w:val="1A1D21"/>
                 <w:sz w:val="17"/>
               </w:rPr>
-              <w:t>54.19</w:t>
+              <w:t>59.46</w:t>
             </w:r>
           </w:p>
         </w:tc>
@@ -3323,7 +3323,7 @@
                 <w:color w:val="1A1D21"/>
                 <w:sz w:val="17"/>
               </w:rPr>
-              <w:t>0.5984</w:t>
+              <w:t>0.6007</w:t>
             </w:r>
           </w:p>
         </w:tc>
@@ -3341,7 +3341,7 @@
                 <w:color w:val="1A1D21"/>
                 <w:sz w:val="17"/>
               </w:rPr>
-              <w:t>0.4849</w:t>
+              <w:t>0.4903</w:t>
             </w:r>
           </w:p>
         </w:tc>
@@ -3359,7 +3359,7 @@
                 <w:color w:val="1A1D21"/>
                 <w:sz w:val="17"/>
               </w:rPr>
-              <w:t>0.4018</w:t>
+              <w:t>0.4103</w:t>
             </w:r>
           </w:p>
         </w:tc>
@@ -3377,7 +3377,7 @@
                 <w:color w:val="1A1D21"/>
                 <w:sz w:val="17"/>
               </w:rPr>
-              <w:t>0.3380</w:t>
+              <w:t>0.3492</w:t>
             </w:r>
           </w:p>
         </w:tc>
@@ -3433,7 +3433,7 @@
                 <w:color w:val="1A1D21"/>
                 <w:sz w:val="17"/>
               </w:rPr>
-              <w:t>22,150</w:t>
+              <w:t>22,236</w:t>
             </w:r>
           </w:p>
         </w:tc>
@@ -3451,7 +3451,7 @@
                 <w:color w:val="1A1D21"/>
                 <w:sz w:val="17"/>
               </w:rPr>
-              <w:t>22,956</w:t>
+              <w:t>23,212</w:t>
             </w:r>
           </w:p>
         </w:tc>
@@ -3469,7 +3469,7 @@
                 <w:color w:val="1A1D21"/>
                 <w:sz w:val="17"/>
               </w:rPr>
-              <w:t>22,878</w:t>
+              <w:t>23,363</w:t>
             </w:r>
           </w:p>
         </w:tc>
@@ -3487,7 +3487,7 @@
                 <w:color w:val="1A1D21"/>
                 <w:sz w:val="17"/>
               </w:rPr>
-              <w:t>22,532</w:t>
+              <w:t>23,280</w:t>
             </w:r>
           </w:p>
         </w:tc>
@@ -3604,7 +3604,7 @@
                 <w:color w:val="1A1D21"/>
                 <w:sz w:val="17"/>
               </w:rPr>
-              <w:t>213,065</w:t>
+              <w:t>221,850</w:t>
             </w:r>
           </w:p>
         </w:tc>
@@ -3642,7 +3642,7 @@
                 <w:color w:val="1A1D21"/>
                 <w:sz w:val="17"/>
               </w:rPr>
-              <w:t>20,702</w:t>
+              <w:t>24,044</w:t>
             </w:r>
           </w:p>
         </w:tc>
@@ -3680,7 +3680,7 @@
                 <w:color w:val="1A1D21"/>
                 <w:sz w:val="17"/>
               </w:rPr>
-              <w:t>39,399</w:t>
+              <w:t>48,842</w:t>
             </w:r>
           </w:p>
         </w:tc>
@@ -3718,7 +3718,7 @@
                 <w:color w:val="1A1D21"/>
                 <w:sz w:val="17"/>
               </w:rPr>
-              <w:t>273,166</w:t>
+              <w:t>294,736</w:t>
             </w:r>
           </w:p>
         </w:tc>
@@ -3946,7 +3946,7 @@
                 <w:color w:val="1A1D21"/>
                 <w:sz w:val="17"/>
               </w:rPr>
-              <w:t>360,460</w:t>
+              <w:t>382,030</w:t>
             </w:r>
           </w:p>
         </w:tc>
@@ -3984,7 +3984,7 @@
                 <w:color w:val="1A1D21"/>
                 <w:sz w:val="17"/>
               </w:rPr>
-              <w:t>(75,611)</w:t>
+              <w:t>(80,136)</w:t>
             </w:r>
           </w:p>
         </w:tc>
@@ -4004,7 +4004,7 @@
                 <w:color w:val="1A1D21"/>
                 <w:sz w:val="17"/>
               </w:rPr>
-              <w:t xml:space="preserve">  for reference: at book 75,653; pro rata to book 162,976</w:t>
+              <w:t xml:space="preserve">  for reference: at book 75,653; pro rata to book 172,729</w:t>
             </w:r>
           </w:p>
         </w:tc>
@@ -4056,7 +4056,7 @@
                 <w:color w:val="1A1D21"/>
                 <w:sz w:val="17"/>
               </w:rPr>
-              <w:t>284,849</w:t>
+              <w:t>301,894</w:t>
             </w:r>
           </w:p>
         </w:tc>
@@ -4132,7 +4132,7 @@
                 <w:color w:val="1A1D21"/>
                 <w:sz w:val="17"/>
               </w:rPr>
-              <w:t>138.23</w:t>
+              <w:t>146.50</w:t>
             </w:r>
           </w:p>
         </w:tc>
@@ -7174,7 +7174,7 @@
                 <w:color w:val="1A1D21"/>
                 <w:sz w:val="17"/>
               </w:rPr>
-              <w:t>71.89</w:t>
+              <w:t>79.51</w:t>
             </w:r>
           </w:p>
         </w:tc>
@@ -7212,7 +7212,7 @@
                 <w:color w:val="1A1D21"/>
                 <w:sz w:val="17"/>
               </w:rPr>
-              <w:t>100.35</w:t>
+              <w:t>108.11</w:t>
             </w:r>
           </w:p>
         </w:tc>
@@ -7250,7 +7250,7 @@
                 <w:color w:val="1A1D21"/>
                 <w:sz w:val="17"/>
               </w:rPr>
-              <w:t>121.60</w:t>
+              <w:t>129.60</w:t>
             </w:r>
           </w:p>
         </w:tc>
@@ -7288,7 +7288,7 @@
                 <w:color w:val="1A1D21"/>
                 <w:sz w:val="17"/>
               </w:rPr>
-              <w:t>138.23</w:t>
+              <w:t>146.50</w:t>
             </w:r>
           </w:p>
         </w:tc>
@@ -7326,7 +7326,7 @@
                 <w:color w:val="1A1D21"/>
                 <w:sz w:val="17"/>
               </w:rPr>
-              <w:t>151.66</w:t>
+              <w:t>160.23</w:t>
             </w:r>
           </w:p>
         </w:tc>
@@ -7364,7 +7364,7 @@
                 <w:color w:val="1A1D21"/>
                 <w:sz w:val="17"/>
               </w:rPr>
-              <w:t>172.10</w:t>
+              <w:t>181.25</w:t>
             </w:r>
           </w:p>
         </w:tc>
@@ -7423,7 +7423,7 @@
           <w:color w:val="1A1D21"/>
           <w:sz w:val="20"/>
         </w:rPr>
-        <w:t>Here is the part that is not obvious. Faster conversion is worth LESS, not more. A developer that accelerates handovers has to build before it collects, and at first-year rates near 30% that investment pays back only slowly inside the window. The slower reading is worth EGP 138.23 a share and the faster one EGP 77.13. Both are published, and the gap between them is the study's crux.</w:t>
+        <w:t>Here is the part that is not obvious. Faster conversion is worth LESS, not more. A developer that accelerates handovers has to build before it collects, and at first-year rates near 30% that investment pays back only slowly inside the window. The slower reading is worth EGP 146.50 a share and the faster one EGP 84.54. Both are published, and the gap between them is the study's crux.</w:t>
       </w:r>
     </w:p>
     <w:p>
@@ -8161,7 +8161,7 @@
                 <w:color w:val="1A1D21"/>
                 <w:sz w:val="17"/>
               </w:rPr>
-              <w:t>18.86%</w:t>
+              <w:t>17.48%</w:t>
             </w:r>
           </w:p>
         </w:tc>
@@ -8176,7 +8176,7 @@
                 <w:color w:val="1A1D21"/>
                 <w:sz w:val="17"/>
               </w:rPr>
-              <w:t>built from the central bank's own inflation target plus a standard real return, not quoted from any market: 10.50% risk-free, 7.00% premium, 15.00% cost of debt</w:t>
+              <w:t>built from the central bank's own inflation target plus a standard real return, not quoted from any market: 9.00% risk-free, 7.00% premium, 15.00% cost of debt</w:t>
             </w:r>
           </w:p>
         </w:tc>
@@ -8211,7 +8211,7 @@
                 <w:color w:val="1A1D21"/>
                 <w:sz w:val="17"/>
               </w:rPr>
-              <w:t>30.1% to 18.9%</w:t>
+              <w:t>30.1% to 17.5%</w:t>
             </w:r>
           </w:p>
         </w:tc>
@@ -8499,7 +8499,7 @@
                 <w:color w:val="1A1D21"/>
                 <w:sz w:val="17"/>
               </w:rPr>
-              <w:t>26.1%</w:t>
+              <w:t>25.6%</w:t>
             </w:r>
           </w:p>
         </w:tc>
@@ -8517,7 +8517,7 @@
                 <w:color w:val="1A1D21"/>
                 <w:sz w:val="17"/>
               </w:rPr>
-              <w:t>22.9%</w:t>
+              <w:t>22.0%</w:t>
             </w:r>
           </w:p>
         </w:tc>
@@ -8535,7 +8535,7 @@
                 <w:color w:val="1A1D21"/>
                 <w:sz w:val="17"/>
               </w:rPr>
-              <w:t>20.5%</w:t>
+              <w:t>19.3%</w:t>
             </w:r>
           </w:p>
         </w:tc>
@@ -8553,7 +8553,7 @@
                 <w:color w:val="1A1D21"/>
                 <w:sz w:val="17"/>
               </w:rPr>
-              <w:t>18.9%</w:t>
+              <w:t>17.5%</w:t>
             </w:r>
           </w:p>
         </w:tc>
@@ -8571,7 +8571,7 @@
                 <w:color w:val="1A1D21"/>
                 <w:sz w:val="17"/>
               </w:rPr>
-              <w:t>18.9%</w:t>
+              <w:t>17.5%</w:t>
             </w:r>
           </w:p>
         </w:tc>
@@ -8589,7 +8589,7 @@
                 <w:color w:val="1A1D21"/>
                 <w:sz w:val="17"/>
               </w:rPr>
-              <w:t>18.9%</w:t>
+              <w:t>17.5%</w:t>
             </w:r>
           </w:p>
         </w:tc>
@@ -8607,7 +8607,7 @@
                 <w:color w:val="1A1D21"/>
                 <w:sz w:val="17"/>
               </w:rPr>
-              <w:t>18.9%</w:t>
+              <w:t>17.5%</w:t>
             </w:r>
           </w:p>
         </w:tc>
@@ -8625,7 +8625,7 @@
                 <w:color w:val="1A1D21"/>
                 <w:sz w:val="17"/>
               </w:rPr>
-              <w:t>18.9%</w:t>
+              <w:t>17.5%</w:t>
             </w:r>
           </w:p>
         </w:tc>
@@ -8643,7 +8643,7 @@
                 <w:color w:val="1A1D21"/>
                 <w:sz w:val="17"/>
               </w:rPr>
-              <w:t>18.9%</w:t>
+              <w:t>17.5%</w:t>
             </w:r>
           </w:p>
         </w:tc>
@@ -8699,7 +8699,7 @@
                 <w:color w:val="1A1D21"/>
                 <w:sz w:val="17"/>
               </w:rPr>
-              <w:t>0.610</w:t>
+              <w:t>0.612</w:t>
             </w:r>
           </w:p>
         </w:tc>
@@ -8717,7 +8717,7 @@
                 <w:color w:val="1A1D21"/>
                 <w:sz w:val="17"/>
               </w:rPr>
-              <w:t>0.496</w:t>
+              <w:t>0.502</w:t>
             </w:r>
           </w:p>
         </w:tc>
@@ -8735,7 +8735,7 @@
                 <w:color w:val="1A1D21"/>
                 <w:sz w:val="17"/>
               </w:rPr>
-              <w:t>0.412</w:t>
+              <w:t>0.421</w:t>
             </w:r>
           </w:p>
         </w:tc>
@@ -8753,7 +8753,7 @@
                 <w:color w:val="1A1D21"/>
                 <w:sz w:val="17"/>
               </w:rPr>
-              <w:t>0.346</w:t>
+              <w:t>0.358</w:t>
             </w:r>
           </w:p>
         </w:tc>
@@ -8771,7 +8771,7 @@
                 <w:color w:val="1A1D21"/>
                 <w:sz w:val="17"/>
               </w:rPr>
-              <w:t>0.292</w:t>
+              <w:t>0.305</w:t>
             </w:r>
           </w:p>
         </w:tc>
@@ -8789,7 +8789,7 @@
                 <w:color w:val="1A1D21"/>
                 <w:sz w:val="17"/>
               </w:rPr>
-              <w:t>0.245</w:t>
+              <w:t>0.259</w:t>
             </w:r>
           </w:p>
         </w:tc>
@@ -8807,7 +8807,7 @@
                 <w:color w:val="1A1D21"/>
                 <w:sz w:val="17"/>
               </w:rPr>
-              <w:t>0.206</w:t>
+              <w:t>0.221</w:t>
             </w:r>
           </w:p>
         </w:tc>
@@ -8825,7 +8825,7 @@
                 <w:color w:val="1A1D21"/>
                 <w:sz w:val="17"/>
               </w:rPr>
-              <w:t>0.174</w:t>
+              <w:t>0.188</w:t>
             </w:r>
           </w:p>
         </w:tc>
@@ -8843,7 +8843,7 @@
                 <w:color w:val="1A1D21"/>
                 <w:sz w:val="17"/>
               </w:rPr>
-              <w:t>0.146</w:t>
+              <w:t>0.160</w:t>
             </w:r>
           </w:p>
         </w:tc>
@@ -8873,7 +8873,7 @@
           <w:color w:val="5B6570"/>
           <w:sz w:val="18"/>
         </w:rPr>
-        <w:t>The terminal value is brought home on the same factor as the last year's cash flow, 0.146. The common alternative — discounting the forecast years at one rate and the terminal value at a lower one — gives the same pound arriving on the same day two different values, and it is not done here.</w:t>
+        <w:t>The terminal value is brought home on the same factor as the last year's cash flow, 0.160. The common alternative — discounting the forecast years at one rate and the terminal value at a lower one — gives the same pound arriving on the same day two different values, and it is not done here.</w:t>
       </w:r>
     </w:p>
     <w:p>
@@ -9069,7 +9069,7 @@
                 <w:color w:val="1A1D21"/>
                 <w:sz w:val="17"/>
               </w:rPr>
-              <w:t>274.31</w:t>
+              <w:t>352.67</w:t>
             </w:r>
           </w:p>
         </w:tc>
@@ -9087,7 +9087,7 @@
                 <w:color w:val="1A1D21"/>
                 <w:sz w:val="17"/>
               </w:rPr>
-              <w:t>202.31</w:t>
+              <w:t>282.87</w:t>
             </w:r>
           </w:p>
         </w:tc>
@@ -9105,7 +9105,7 @@
                 <w:color w:val="1A1D21"/>
                 <w:sz w:val="17"/>
               </w:rPr>
-              <w:t>184%</w:t>
+              <w:t>265%</w:t>
             </w:r>
           </w:p>
         </w:tc>
@@ -9143,7 +9143,7 @@
                 <w:color w:val="1A1D21"/>
                 <w:sz w:val="17"/>
               </w:rPr>
-              <w:t>180.42</w:t>
+              <w:t>198.33</w:t>
             </w:r>
           </w:p>
         </w:tc>
@@ -9161,7 +9161,7 @@
                 <w:color w:val="1A1D21"/>
                 <w:sz w:val="17"/>
               </w:rPr>
-              <w:t>111.53</w:t>
+              <w:t>129.46</w:t>
             </w:r>
           </w:p>
         </w:tc>
@@ -9179,7 +9179,7 @@
                 <w:color w:val="1A1D21"/>
                 <w:sz w:val="17"/>
               </w:rPr>
-              <w:t>87%</w:t>
+              <w:t>105%</w:t>
             </w:r>
           </w:p>
         </w:tc>
@@ -9217,7 +9217,7 @@
                 <w:color w:val="1A1D21"/>
                 <w:sz w:val="17"/>
               </w:rPr>
-              <w:t>157.54</w:t>
+              <w:t>169.37</w:t>
             </w:r>
           </w:p>
         </w:tc>
@@ -9235,7 +9235,7 @@
                 <w:color w:val="1A1D21"/>
                 <w:sz w:val="17"/>
               </w:rPr>
-              <w:t>91.59</w:t>
+              <w:t>102.88</w:t>
             </w:r>
           </w:p>
         </w:tc>
@@ -9253,7 +9253,7 @@
                 <w:color w:val="1A1D21"/>
                 <w:sz w:val="17"/>
               </w:rPr>
-              <w:t>63%</w:t>
+              <w:t>75%</w:t>
             </w:r>
           </w:p>
         </w:tc>
@@ -9291,7 +9291,7 @@
                 <w:color w:val="1A1D21"/>
                 <w:sz w:val="17"/>
               </w:rPr>
-              <w:t>140.74</w:t>
+              <w:t>149.24</w:t>
             </w:r>
           </w:p>
         </w:tc>
@@ -9309,7 +9309,7 @@
                 <w:color w:val="1A1D21"/>
                 <w:sz w:val="17"/>
               </w:rPr>
-              <w:t>78.16</w:t>
+              <w:t>85.77</w:t>
             </w:r>
           </w:p>
         </w:tc>
@@ -9327,7 +9327,7 @@
                 <w:color w:val="1A1D21"/>
                 <w:sz w:val="17"/>
               </w:rPr>
-              <w:t>46%</w:t>
+              <w:t>54%</w:t>
             </w:r>
           </w:p>
         </w:tc>
@@ -9365,7 +9365,7 @@
                 <w:color w:val="1A1D21"/>
                 <w:sz w:val="17"/>
               </w:rPr>
-              <w:t>127.77</w:t>
+              <w:t>134.19</w:t>
             </w:r>
           </w:p>
         </w:tc>
@@ -9383,7 +9383,7 @@
                 <w:color w:val="1A1D21"/>
                 <w:sz w:val="17"/>
               </w:rPr>
-              <w:t>68.72</w:t>
+              <w:t>74.06</w:t>
             </w:r>
           </w:p>
         </w:tc>
@@ -9401,7 +9401,7 @@
                 <w:color w:val="1A1D21"/>
                 <w:sz w:val="17"/>
               </w:rPr>
-              <w:t>32%</w:t>
+              <w:t>39%</w:t>
             </w:r>
           </w:p>
         </w:tc>
@@ -9439,7 +9439,7 @@
                 <w:color w:val="1A1D21"/>
                 <w:sz w:val="17"/>
               </w:rPr>
-              <w:t>117.39</w:t>
+              <w:t>122.43</w:t>
             </w:r>
           </w:p>
         </w:tc>
@@ -9457,7 +9457,7 @@
                 <w:color w:val="1A1D21"/>
                 <w:sz w:val="17"/>
               </w:rPr>
-              <w:t>61.91</w:t>
+              <w:t>65.75</w:t>
             </w:r>
           </w:p>
         </w:tc>
@@ -9475,7 +9475,7 @@
                 <w:color w:val="1A1D21"/>
                 <w:sz w:val="17"/>
               </w:rPr>
-              <w:t>22%</w:t>
+              <w:t>27%</w:t>
             </w:r>
           </w:p>
         </w:tc>
@@ -9513,7 +9513,7 @@
                 <w:color w:val="1A1D21"/>
                 <w:sz w:val="17"/>
               </w:rPr>
-              <w:t>101.80</w:t>
+              <w:t>105.11</w:t>
             </w:r>
           </w:p>
         </w:tc>
@@ -9531,7 +9531,7 @@
                 <w:color w:val="1A1D21"/>
                 <w:sz w:val="17"/>
               </w:rPr>
-              <w:t>53.17</w:t>
+              <w:t>55.25</w:t>
             </w:r>
           </w:p>
         </w:tc>
@@ -9549,7 +9549,7 @@
                 <w:color w:val="1A1D21"/>
                 <w:sz w:val="17"/>
               </w:rPr>
-              <w:t>5%</w:t>
+              <w:t>9%</w:t>
             </w:r>
           </w:p>
         </w:tc>
@@ -10609,7 +10609,7 @@
                 <w:color w:val="1A1D21"/>
                 <w:sz w:val="17"/>
               </w:rPr>
-              <w:t>77.13 – 140.74</w:t>
+              <w:t>84.54 – 149.24</w:t>
             </w:r>
           </w:p>
         </w:tc>
@@ -11319,7 +11319,7 @@
           <w:color w:val="1A1D21"/>
           <w:sz w:val="20"/>
         </w:rPr>
-        <w:t>The discount rate is the study, and the shape of it matters as much as its level. This edition discounts each year at its own rate, gliding from 30.10% to 18.86% as the central bank's own published path plays out. A flat rate held at today's level for fifteen years is not a conservative assumption; it is a forecast that Egypt never normalises, and it was not one any earlier edition of this study argued for.</w:t>
+        <w:t>The discount rate is the study, and the shape of it matters as much as its level. This edition discounts each year at its own rate, gliding from 30.10% to 17.48% as the central bank's own published path plays out. A flat rate held at today's level for fifteen years is not a conservative assumption; it is a forecast that Egypt never normalises, and it was not one any earlier edition of this study argued for.</w:t>
       </w:r>
     </w:p>
     <w:p>
